--- a/SQL/thuc_hanh_nhom/BangPhanCong_SQL_Nhom08.docx
+++ b/SQL/thuc_hanh_nhom/BangPhanCong_SQL_Nhom08.docx
@@ -315,6 +315,7 @@
         <w:trPr>
           <w:trHeight w:val="520"/>
           <w:jc w:val="center"/>
+          <w:tblHeader/>
         </w:trPr>
         <w:tc>
           <w:tcPr>
@@ -688,6 +689,7 @@
         <w:trPr>
           <w:trHeight w:val="804"/>
           <w:jc w:val="center"/>
+          <w:cantSplit/>
         </w:trPr>
         <w:tc>
           <w:tcPr>
@@ -815,8 +817,129 @@
             <w:r>
               <w:rPr>
                 <w:rFonts w:ascii="Times New Roman" w:hAnsi="Times New Roman" w:cs="Times New Roman"/>
-              </w:rPr>
-              <w:t>Module 00, 01, 08. Thiết kế bảng và quan hệ; PK, FK, UNIQUE, CHECK, DEFAULT, kiểu dữ liệu và dữ liệu gốc. Thực hành CRUD danh mục bằng SP, phát hiện dữ liệu sai; giải thích chuẩn hóa và ngừng sử dụng thay xóa lịch sử. Tạo/gỡ index trên bảng tạm, đối chiếu kế hoạch và logical reads trước/sau. Minh chứng: V01–V06.</w:t>
+                <w:b/>
+              </w:rPr>
+              <w:t>Module 00, 01, 08.</w:t>
+            </w:r>
+          </w:p>
+          <w:p>
+            <w:pPr>
+              <w:spacing w:after="0" w:line="252" w:lineRule="auto"/>
+              <w:rPr>
+                <w:rFonts w:ascii="Times New Roman" w:hAnsi="Times New Roman" w:cs="Times New Roman"/>
+              </w:rPr>
+              <w:ind w:left="140" w:hanging="140"/>
+            </w:pPr>
+            <w:r>
+              <w:rPr>
+                <w:rFonts w:ascii="Times New Roman" w:hAnsi="Times New Roman" w:cs="Times New Roman"/>
+              </w:rPr>
+              <w:t>- Thiết kế 28 bảng; xác định PK, FK và quan hệ giữa các bảng (V01).</w:t>
+            </w:r>
+          </w:p>
+          <w:p>
+            <w:pPr>
+              <w:spacing w:after="0" w:line="252" w:lineRule="auto"/>
+              <w:rPr>
+                <w:rFonts w:ascii="Times New Roman" w:hAnsi="Times New Roman" w:cs="Times New Roman"/>
+              </w:rPr>
+              <w:ind w:left="140" w:hanging="140"/>
+            </w:pPr>
+            <w:r>
+              <w:rPr>
+                <w:rFonts w:ascii="Times New Roman" w:hAnsi="Times New Roman" w:cs="Times New Roman"/>
+              </w:rPr>
+              <w:t>- Giải thích kiểu dữ liệu, NOT NULL, DEFAULT, cột tính toán và chuẩn hóa (V01).</w:t>
+            </w:r>
+          </w:p>
+          <w:p>
+            <w:pPr>
+              <w:spacing w:after="0" w:line="252" w:lineRule="auto"/>
+              <w:rPr>
+                <w:rFonts w:ascii="Times New Roman" w:hAnsi="Times New Roman" w:cs="Times New Roman"/>
+              </w:rPr>
+              <w:ind w:left="140" w:hanging="140"/>
+            </w:pPr>
+            <w:r>
+              <w:rPr>
+                <w:rFonts w:ascii="Times New Roman" w:hAnsi="Times New Roman" w:cs="Times New Roman"/>
+              </w:rPr>
+              <w:t>- Kiểm tra CHECK giá âm, FK sai và UNIQUE trùng số điện thoại (V04a–V04c).</w:t>
+            </w:r>
+          </w:p>
+          <w:p>
+            <w:pPr>
+              <w:spacing w:after="0" w:line="252" w:lineRule="auto"/>
+              <w:rPr>
+                <w:rFonts w:ascii="Times New Roman" w:hAnsi="Times New Roman" w:cs="Times New Roman"/>
+              </w:rPr>
+              <w:ind w:left="140" w:hanging="140"/>
+            </w:pPr>
+            <w:r>
+              <w:rPr>
+                <w:rFonts w:ascii="Times New Roman" w:hAnsi="Times New Roman" w:cs="Times New Roman"/>
+              </w:rPr>
+              <w:t>- Thêm, sửa, ngừng dùng danh mục qua SP; rollback dữ liệu thử (V03).</w:t>
+            </w:r>
+          </w:p>
+          <w:p>
+            <w:pPr>
+              <w:spacing w:after="0" w:line="252" w:lineRule="auto"/>
+              <w:rPr>
+                <w:rFonts w:ascii="Times New Roman" w:hAnsi="Times New Roman" w:cs="Times New Roman"/>
+              </w:rPr>
+              <w:ind w:left="140" w:hanging="140"/>
+            </w:pPr>
+            <w:r>
+              <w:rPr>
+                <w:rFonts w:ascii="Times New Roman" w:hAnsi="Times New Roman" w:cs="Times New Roman"/>
+              </w:rPr>
+              <w:t>- Phân biệt seed 7 vai trò với bộ dữ liệu minh họa có khách, thợ và đơn (V02).</w:t>
+            </w:r>
+          </w:p>
+          <w:p>
+            <w:pPr>
+              <w:spacing w:after="0" w:line="252" w:lineRule="auto"/>
+              <w:rPr>
+                <w:rFonts w:ascii="Times New Roman" w:hAnsi="Times New Roman" w:cs="Times New Roman"/>
+              </w:rPr>
+              <w:ind w:left="140" w:hanging="140"/>
+            </w:pPr>
+            <w:r>
+              <w:rPr>
+                <w:rFonts w:ascii="Times New Roman" w:hAnsi="Times New Roman" w:cs="Times New Roman"/>
+              </w:rPr>
+              <w:t>- Giải thích index thường, UNIQUE lọc và điều kiện phân công còn hiệu lực (V05).</w:t>
+            </w:r>
+          </w:p>
+          <w:p>
+            <w:pPr>
+              <w:spacing w:after="0" w:line="252" w:lineRule="auto"/>
+              <w:rPr>
+                <w:rFonts w:ascii="Times New Roman" w:hAnsi="Times New Roman" w:cs="Times New Roman"/>
+              </w:rPr>
+              <w:ind w:left="140" w:hanging="140"/>
+            </w:pPr>
+            <w:r>
+              <w:rPr>
+                <w:rFonts w:ascii="Times New Roman" w:hAnsi="Times New Roman" w:cs="Times New Roman"/>
+              </w:rPr>
+              <w:t>- Tạo/gỡ index trên bảng tạm; so sánh Scan/Seek và logical reads trước/sau (V06).</w:t>
+            </w:r>
+          </w:p>
+          <w:p>
+            <w:pPr>
+              <w:spacing w:after="0" w:line="252" w:lineRule="auto"/>
+              <w:rPr>
+                <w:rFonts w:ascii="Times New Roman" w:hAnsi="Times New Roman" w:cs="Times New Roman"/>
+              </w:rPr>
+              <w:ind w:left="140" w:hanging="140"/>
+            </w:pPr>
+            <w:r>
+              <w:rPr>
+                <w:rFonts w:ascii="Times New Roman" w:hAnsi="Times New Roman" w:cs="Times New Roman"/>
+              </w:rPr>
+              <w:t>- Trình bày lợi ích, chi phí ghi và lý do chọn cột khóa/INCLUDE của index (V06).</w:t>
             </w:r>
           </w:p>
         </w:tc>
@@ -924,6 +1047,7 @@
         <w:trPr>
           <w:trHeight w:val="804"/>
           <w:jc w:val="center"/>
+          <w:cantSplit/>
         </w:trPr>
         <w:tc>
           <w:tcPr>
@@ -1051,8 +1175,129 @@
             <w:r>
               <w:rPr>
                 <w:rFonts w:ascii="Times New Roman" w:hAnsi="Times New Roman" w:cs="Times New Roman"/>
-              </w:rPr>
-              <w:t>Module 02, 03; báo cáo đọc trong 05. Phụ trách view danh sách, tổng hợp đơn, doanh thu, ví và hiệu suất; JOIN, GROUP BY, HAVING; đủ 6 hàm scalar/TVF tính tiền, hoa hồng, số dư, đánh giá, thống kê, bảo hành. Đối chiếu giá vật tư/nghiệm thu; tự viết và gọi view/hàm ngắn; giải thích nhiều tập kết quả báo cáo. Minh chứng: T01–T06.</w:t>
+                <w:b/>
+              </w:rPr>
+              <w:t>Module 02, 03; báo cáo đọc trong 05.</w:t>
+            </w:r>
+          </w:p>
+          <w:p>
+            <w:pPr>
+              <w:spacing w:after="0" w:line="252" w:lineRule="auto"/>
+              <w:rPr>
+                <w:rFonts w:ascii="Times New Roman" w:hAnsi="Times New Roman" w:cs="Times New Roman"/>
+              </w:rPr>
+              <w:ind w:left="140" w:hanging="140"/>
+            </w:pPr>
+            <w:r>
+              <w:rPr>
+                <w:rFonts w:ascii="Times New Roman" w:hAnsi="Times New Roman" w:cs="Times New Roman"/>
+              </w:rPr>
+              <w:t>- Giải thích view đơn hàng, dịch vụ và danh mục; dùng INNER JOIN/LEFT JOIN (T01).</w:t>
+            </w:r>
+          </w:p>
+          <w:p>
+            <w:pPr>
+              <w:spacing w:after="0" w:line="252" w:lineRule="auto"/>
+              <w:rPr>
+                <w:rFonts w:ascii="Times New Roman" w:hAnsi="Times New Roman" w:cs="Times New Roman"/>
+              </w:rPr>
+              <w:ind w:left="140" w:hanging="140"/>
+            </w:pPr>
+            <w:r>
+              <w:rPr>
+                <w:rFonts w:ascii="Times New Roman" w:hAnsi="Times New Roman" w:cs="Times New Roman"/>
+              </w:rPr>
+              <w:t>- Viết truy vấn GROUP BY, HAVING, COUNT, SUM để thống kê đúng số đơn (T02).</w:t>
+            </w:r>
+          </w:p>
+          <w:p>
+            <w:pPr>
+              <w:spacing w:after="0" w:line="252" w:lineRule="auto"/>
+              <w:rPr>
+                <w:rFonts w:ascii="Times New Roman" w:hAnsi="Times New Roman" w:cs="Times New Roman"/>
+              </w:rPr>
+              <w:ind w:left="140" w:hanging="140"/>
+            </w:pPr>
+            <w:r>
+              <w:rPr>
+                <w:rFonts w:ascii="Times New Roman" w:hAnsi="Times New Roman" w:cs="Times New Roman"/>
+              </w:rPr>
+              <w:t>- Giải thích tổng thu, COD/BANK và hoa hồng đã đối soát trong view doanh thu (T02).</w:t>
+            </w:r>
+          </w:p>
+          <w:p>
+            <w:pPr>
+              <w:spacing w:after="0" w:line="252" w:lineRule="auto"/>
+              <w:rPr>
+                <w:rFonts w:ascii="Times New Roman" w:hAnsi="Times New Roman" w:cs="Times New Roman"/>
+              </w:rPr>
+              <w:ind w:left="140" w:hanging="140"/>
+            </w:pPr>
+            <w:r>
+              <w:rPr>
+                <w:rFonts w:ascii="Times New Roman" w:hAnsi="Times New Roman" w:cs="Times New Roman"/>
+              </w:rPr>
+              <w:t>- Trình bày hai hàm scalar: hoa hồng và tổng tiền đơn hàng (T03).</w:t>
+            </w:r>
+          </w:p>
+          <w:p>
+            <w:pPr>
+              <w:spacing w:after="0" w:line="252" w:lineRule="auto"/>
+              <w:rPr>
+                <w:rFonts w:ascii="Times New Roman" w:hAnsi="Times New Roman" w:cs="Times New Roman"/>
+              </w:rPr>
+              <w:ind w:left="140" w:hanging="140"/>
+            </w:pPr>
+            <w:r>
+              <w:rPr>
+                <w:rFonts w:ascii="Times New Roman" w:hAnsi="Times New Roman" w:cs="Times New Roman"/>
+              </w:rPr>
+              <w:t>- Trình bày bốn TVF: số dư ví, điểm đánh giá, thống kê đơn và hạn bảo hành (T03).</w:t>
+            </w:r>
+          </w:p>
+          <w:p>
+            <w:pPr>
+              <w:spacing w:after="0" w:line="252" w:lineRule="auto"/>
+              <w:rPr>
+                <w:rFonts w:ascii="Times New Roman" w:hAnsi="Times New Roman" w:cs="Times New Roman"/>
+              </w:rPr>
+              <w:ind w:left="140" w:hanging="140"/>
+            </w:pPr>
+            <w:r>
+              <w:rPr>
+                <w:rFonts w:ascii="Times New Roman" w:hAnsi="Times New Roman" w:cs="Times New Roman"/>
+              </w:rPr>
+              <w:t>- Đối chiếu đơn giá vật tư, thành tiền, tổng nghiệm thu và chênh lệch ví (T04).</w:t>
+            </w:r>
+          </w:p>
+          <w:p>
+            <w:pPr>
+              <w:spacing w:after="0" w:line="252" w:lineRule="auto"/>
+              <w:rPr>
+                <w:rFonts w:ascii="Times New Roman" w:hAnsi="Times New Roman" w:cs="Times New Roman"/>
+              </w:rPr>
+              <w:ind w:left="140" w:hanging="140"/>
+            </w:pPr>
+            <w:r>
+              <w:rPr>
+                <w:rFonts w:ascii="Times New Roman" w:hAnsi="Times New Roman" w:cs="Times New Roman"/>
+              </w:rPr>
+              <w:t>- Gọi SP báo cáo; đọc nhiều tập kết quả và view hiệu suất KTV (T05).</w:t>
+            </w:r>
+          </w:p>
+          <w:p>
+            <w:pPr>
+              <w:spacing w:after="0" w:line="252" w:lineRule="auto"/>
+              <w:rPr>
+                <w:rFonts w:ascii="Times New Roman" w:hAnsi="Times New Roman" w:cs="Times New Roman"/>
+              </w:rPr>
+              <w:ind w:left="140" w:hanging="140"/>
+            </w:pPr>
+            <w:r>
+              <w:rPr>
+                <w:rFonts w:ascii="Times New Roman" w:hAnsi="Times New Roman" w:cs="Times New Roman"/>
+              </w:rPr>
+              <w:t>- Tự viết view/hàm ngắn, gọi thử và rollback đối tượng thực hành (T06).</w:t>
             </w:r>
           </w:p>
         </w:tc>
@@ -1160,6 +1405,7 @@
         <w:trPr>
           <w:trHeight w:val="804"/>
           <w:jc w:val="center"/>
+          <w:cantSplit/>
         </w:trPr>
         <w:tc>
           <w:tcPr>
@@ -1287,8 +1533,159 @@
             <w:r>
               <w:rPr>
                 <w:rFonts w:ascii="Times New Roman" w:hAnsi="Times New Roman" w:cs="Times New Roman"/>
-              </w:rPr>
-              <w:t>Module 04, 05; trigger trạng thái trong 06. SP tài khoản/danh mục và nghiệp vụ đơn: tạo đơn, báo giá, điều phối, tiến độ, vật tư/nghiệm thu, hỗ trợ, phí hủy. Kiểm tra tham số, vai trò, TRY/CATCH/THROW; BEGIN/COMMIT/ROLLBACK, SAVEPOINT, XACT_STATE, khóa và ROWVERSION. Thử sai vai trò, phiên bản cũ và trigger nhiều dòng. Minh chứng: D01–D08.</w:t>
+                <w:b/>
+              </w:rPr>
+              <w:t>Module 04, 05; trigger trạng thái trong 06.</w:t>
+            </w:r>
+          </w:p>
+          <w:p>
+            <w:pPr>
+              <w:spacing w:after="0" w:line="252" w:lineRule="auto"/>
+              <w:rPr>
+                <w:rFonts w:ascii="Times New Roman" w:hAnsi="Times New Roman" w:cs="Times New Roman"/>
+              </w:rPr>
+              <w:ind w:left="140" w:hanging="140"/>
+            </w:pPr>
+            <w:r>
+              <w:rPr>
+                <w:rFonts w:ascii="Times New Roman" w:hAnsi="Times New Roman" w:cs="Times New Roman"/>
+              </w:rPr>
+              <w:t>- Rà soát SP tài khoản, danh mục, cấu hình; giải thích tham số và kiểm tra vai trò (D01).</w:t>
+            </w:r>
+          </w:p>
+          <w:p>
+            <w:pPr>
+              <w:spacing w:after="0" w:line="252" w:lineRule="auto"/>
+              <w:rPr>
+                <w:rFonts w:ascii="Times New Roman" w:hAnsi="Times New Roman" w:cs="Times New Roman"/>
+              </w:rPr>
+              <w:ind w:left="140" w:hanging="140"/>
+            </w:pPr>
+            <w:r>
+              <w:rPr>
+                <w:rFonts w:ascii="Times New Roman" w:hAnsi="Times New Roman" w:cs="Times New Roman"/>
+              </w:rPr>
+              <w:t>- Demo tạo đơn, báo giá sơ bộ và khách duyệt; đối chiếu lịch sử đơn (D02).</w:t>
+            </w:r>
+          </w:p>
+          <w:p>
+            <w:pPr>
+              <w:spacing w:after="0" w:line="252" w:lineRule="auto"/>
+              <w:rPr>
+                <w:rFonts w:ascii="Times New Roman" w:hAnsi="Times New Roman" w:cs="Times New Roman"/>
+              </w:rPr>
+              <w:ind w:left="140" w:hanging="140"/>
+            </w:pPr>
+            <w:r>
+              <w:rPr>
+                <w:rFonts w:ascii="Times New Roman" w:hAnsi="Times New Roman" w:cs="Times New Roman"/>
+              </w:rPr>
+              <w:t>- Đọc SP phân công, phản hồi KTV và chuyển trạng thái; giải thích thứ tự nghiệp vụ.</w:t>
+            </w:r>
+          </w:p>
+          <w:p>
+            <w:pPr>
+              <w:spacing w:after="0" w:line="252" w:lineRule="auto"/>
+              <w:rPr>
+                <w:rFonts w:ascii="Times New Roman" w:hAnsi="Times New Roman" w:cs="Times New Roman"/>
+              </w:rPr>
+              <w:ind w:left="140" w:hanging="140"/>
+            </w:pPr>
+            <w:r>
+              <w:rPr>
+                <w:rFonts w:ascii="Times New Roman" w:hAnsi="Times New Roman" w:cs="Times New Roman"/>
+              </w:rPr>
+              <w:t>- Demo BEGIN/COMMIT/ROLLBACK, SAVEPOINT và XACT_STATE (D02–D03).</w:t>
+            </w:r>
+          </w:p>
+          <w:p>
+            <w:pPr>
+              <w:spacing w:after="0" w:line="252" w:lineRule="auto"/>
+              <w:rPr>
+                <w:rFonts w:ascii="Times New Roman" w:hAnsi="Times New Roman" w:cs="Times New Roman"/>
+              </w:rPr>
+              <w:ind w:left="140" w:hanging="140"/>
+            </w:pPr>
+            <w:r>
+              <w:rPr>
+                <w:rFonts w:ascii="Times New Roman" w:hAnsi="Times New Roman" w:cs="Times New Roman"/>
+              </w:rPr>
+              <w:t>- Giải thích TRY/CATCH/THROW; xử lý sai đầu vào và rollback khi lỗi (D01–D04).</w:t>
+            </w:r>
+          </w:p>
+          <w:p>
+            <w:pPr>
+              <w:spacing w:after="0" w:line="252" w:lineRule="auto"/>
+              <w:rPr>
+                <w:rFonts w:ascii="Times New Roman" w:hAnsi="Times New Roman" w:cs="Times New Roman"/>
+              </w:rPr>
+              <w:ind w:left="140" w:hanging="140"/>
+            </w:pPr>
+            <w:r>
+              <w:rPr>
+                <w:rFonts w:ascii="Times New Roman" w:hAnsi="Times New Roman" w:cs="Times New Roman"/>
+              </w:rPr>
+              <w:t>- Thử ROWVERSION cũ; giải thích UPDLOCK/HOLDLOCK và cập nhật đồng thời (D04).</w:t>
+            </w:r>
+          </w:p>
+          <w:p>
+            <w:pPr>
+              <w:spacing w:after="0" w:line="252" w:lineRule="auto"/>
+              <w:rPr>
+                <w:rFonts w:ascii="Times New Roman" w:hAnsi="Times New Roman" w:cs="Times New Roman"/>
+              </w:rPr>
+              <w:ind w:left="140" w:hanging="140"/>
+            </w:pPr>
+            <w:r>
+              <w:rPr>
+                <w:rFonts w:ascii="Times New Roman" w:hAnsi="Times New Roman" w:cs="Times New Roman"/>
+              </w:rPr>
+              <w:t>- Demo trigger chặn nhảy trạng thái khi UPDATE nhiều dòng (D05).</w:t>
+            </w:r>
+          </w:p>
+          <w:p>
+            <w:pPr>
+              <w:spacing w:after="0" w:line="252" w:lineRule="auto"/>
+              <w:rPr>
+                <w:rFonts w:ascii="Times New Roman" w:hAnsi="Times New Roman" w:cs="Times New Roman"/>
+              </w:rPr>
+              <w:ind w:left="140" w:hanging="140"/>
+            </w:pPr>
+            <w:r>
+              <w:rPr>
+                <w:rFonts w:ascii="Times New Roman" w:hAnsi="Times New Roman" w:cs="Times New Roman"/>
+              </w:rPr>
+              <w:t>- Kê khai vật tư có đơn giá, lập nghiệm thu và kiểm tra tổng tiền tại SQL (D06).</w:t>
+            </w:r>
+          </w:p>
+          <w:p>
+            <w:pPr>
+              <w:spacing w:after="0" w:line="252" w:lineRule="auto"/>
+              <w:rPr>
+                <w:rFonts w:ascii="Times New Roman" w:hAnsi="Times New Roman" w:cs="Times New Roman"/>
+              </w:rPr>
+              <w:ind w:left="140" w:hanging="140"/>
+            </w:pPr>
+            <w:r>
+              <w:rPr>
+                <w:rFonts w:ascii="Times New Roman" w:hAnsi="Times New Roman" w:cs="Times New Roman"/>
+              </w:rPr>
+              <w:t>- Demo khách gửi hỗ trợ, CSKH tiếp nhận, phản hồi và giải quyết (D07).</w:t>
+            </w:r>
+          </w:p>
+          <w:p>
+            <w:pPr>
+              <w:spacing w:after="0" w:line="252" w:lineRule="auto"/>
+              <w:rPr>
+                <w:rFonts w:ascii="Times New Roman" w:hAnsi="Times New Roman" w:cs="Times New Roman"/>
+              </w:rPr>
+              <w:ind w:left="140" w:hanging="140"/>
+            </w:pPr>
+            <w:r>
+              <w:rPr>
+                <w:rFonts w:ascii="Times New Roman" w:hAnsi="Times New Roman" w:cs="Times New Roman"/>
+              </w:rPr>
+              <w:t>- Demo hủy sau di chuyển có phí 60.000đ; phân biệt hủy miễn phí và yêu cầu CSKH (D08).</w:t>
             </w:r>
           </w:p>
         </w:tc>
@@ -1396,6 +1793,7 @@
         <w:trPr>
           <w:trHeight w:val="804"/>
           <w:jc w:val="center"/>
+          <w:cantSplit/>
         </w:trPr>
         <w:tc>
           <w:tcPr>
@@ -1523,8 +1921,159 @@
             <w:r>
               <w:rPr>
                 <w:rFonts w:ascii="Times New Roman" w:hAnsi="Times New Roman" w:cs="Times New Roman"/>
-              </w:rPr>
-              <w:t>Module 06, 07, 09, 10; đối soát trong 05. Trigger chứng từ, sổ cái, vật tư, chữ ký, đánh giá; 7 role nghiệp vụ và ngữ cảnh đăng nhập. Demo GRANT/REVOKE/DENY, EXECUTE AS/REVERT và thu hồi quyền chạy SP; đối soát COD/BANK, chặn duyệt lặp. Kiểm tra migration giữ dữ liệu; backup FULL/DIFF/LOG, VERIFYONLY, MOVE, phục hồi và CHECKDB. Minh chứng: A01–A08.</w:t>
+                <w:b/>
+              </w:rPr>
+              <w:t>Module 06, 07, 09, 10; đối soát trong 05.</w:t>
+            </w:r>
+          </w:p>
+          <w:p>
+            <w:pPr>
+              <w:spacing w:after="0" w:line="252" w:lineRule="auto"/>
+              <w:rPr>
+                <w:rFonts w:ascii="Times New Roman" w:hAnsi="Times New Roman" w:cs="Times New Roman"/>
+              </w:rPr>
+              <w:ind w:left="140" w:hanging="140"/>
+            </w:pPr>
+            <w:r>
+              <w:rPr>
+                <w:rFonts w:ascii="Times New Roman" w:hAnsi="Times New Roman" w:cs="Times New Roman"/>
+              </w:rPr>
+              <w:t>- Giải thích 7 trigger; phân biệt AFTER và INSTEAD OF, inserted/deleted (A01).</w:t>
+            </w:r>
+          </w:p>
+          <w:p>
+            <w:pPr>
+              <w:spacing w:after="0" w:line="252" w:lineRule="auto"/>
+              <w:rPr>
+                <w:rFonts w:ascii="Times New Roman" w:hAnsi="Times New Roman" w:cs="Times New Roman"/>
+              </w:rPr>
+              <w:ind w:left="140" w:hanging="140"/>
+            </w:pPr>
+            <w:r>
+              <w:rPr>
+                <w:rFonts w:ascii="Times New Roman" w:hAnsi="Times New Roman" w:cs="Times New Roman"/>
+              </w:rPr>
+              <w:t>- Demo sổ cái bất biến; giải thích bảo vệ vật tư, chữ ký và đánh giá (A02, module 06).</w:t>
+            </w:r>
+          </w:p>
+          <w:p>
+            <w:pPr>
+              <w:spacing w:after="0" w:line="252" w:lineRule="auto"/>
+              <w:rPr>
+                <w:rFonts w:ascii="Times New Roman" w:hAnsi="Times New Roman" w:cs="Times New Roman"/>
+              </w:rPr>
+              <w:ind w:left="140" w:hanging="140"/>
+            </w:pPr>
+            <w:r>
+              <w:rPr>
+                <w:rFonts w:ascii="Times New Roman" w:hAnsi="Times New Roman" w:cs="Times New Roman"/>
+              </w:rPr>
+              <w:t>- Trình bày 7 role nghiệp vụ, user hf_* và ngữ cảnh đăng nhập nội bộ (module 07).</w:t>
+            </w:r>
+          </w:p>
+          <w:p>
+            <w:pPr>
+              <w:spacing w:after="0" w:line="252" w:lineRule="auto"/>
+              <w:rPr>
+                <w:rFonts w:ascii="Times New Roman" w:hAnsi="Times New Roman" w:cs="Times New Roman"/>
+              </w:rPr>
+              <w:ind w:left="140" w:hanging="140"/>
+            </w:pPr>
+            <w:r>
+              <w:rPr>
+                <w:rFonts w:ascii="Times New Roman" w:hAnsi="Times New Roman" w:cs="Times New Roman"/>
+              </w:rPr>
+              <w:t>- Demo GRANT, REVOKE, DENY quyền SELECT; chạy truy vấn trước/sau để so sánh (A03).</w:t>
+            </w:r>
+          </w:p>
+          <w:p>
+            <w:pPr>
+              <w:spacing w:after="0" w:line="252" w:lineRule="auto"/>
+              <w:rPr>
+                <w:rFonts w:ascii="Times New Roman" w:hAnsi="Times New Roman" w:cs="Times New Roman"/>
+              </w:rPr>
+              <w:ind w:left="140" w:hanging="140"/>
+            </w:pPr>
+            <w:r>
+              <w:rPr>
+                <w:rFonts w:ascii="Times New Roman" w:hAnsi="Times New Roman" w:cs="Times New Roman"/>
+              </w:rPr>
+              <w:t>- Thu hồi quyền EXECUTE của SP; dùng EXECUTE AS/REVERT và khôi phục quyền (A04).</w:t>
+            </w:r>
+          </w:p>
+          <w:p>
+            <w:pPr>
+              <w:spacing w:after="0" w:line="252" w:lineRule="auto"/>
+              <w:rPr>
+                <w:rFonts w:ascii="Times New Roman" w:hAnsi="Times New Roman" w:cs="Times New Roman"/>
+              </w:rPr>
+              <w:ind w:left="140" w:hanging="140"/>
+            </w:pPr>
+            <w:r>
+              <w:rPr>
+                <w:rFonts w:ascii="Times New Roman" w:hAnsi="Times New Roman" w:cs="Times New Roman"/>
+              </w:rPr>
+              <w:t>- Giải thích đối soát COD/BANK, hoa hồng, biến động ví và chặn duyệt lặp (A05).</w:t>
+            </w:r>
+          </w:p>
+          <w:p>
+            <w:pPr>
+              <w:spacing w:after="0" w:line="252" w:lineRule="auto"/>
+              <w:rPr>
+                <w:rFonts w:ascii="Times New Roman" w:hAnsi="Times New Roman" w:cs="Times New Roman"/>
+              </w:rPr>
+              <w:ind w:left="140" w:hanging="140"/>
+            </w:pPr>
+            <w:r>
+              <w:rPr>
+                <w:rFonts w:ascii="Times New Roman" w:hAnsi="Times New Roman" w:cs="Times New Roman"/>
+              </w:rPr>
+              <w:t>- Kiểm tra migration giữ dữ liệu, tên bảng/cột mới và UNIQUE lọc nghiệm thu (A06).</w:t>
+            </w:r>
+          </w:p>
+          <w:p>
+            <w:pPr>
+              <w:spacing w:after="0" w:line="252" w:lineRule="auto"/>
+              <w:rPr>
+                <w:rFonts w:ascii="Times New Roman" w:hAnsi="Times New Roman" w:cs="Times New Roman"/>
+              </w:rPr>
+              <w:ind w:left="140" w:hanging="140"/>
+            </w:pPr>
+            <w:r>
+              <w:rPr>
+                <w:rFonts w:ascii="Times New Roman" w:hAnsi="Times New Roman" w:cs="Times New Roman"/>
+              </w:rPr>
+              <w:t>- Kiểm tra FK/CHECK, recovery model và ví khớp sổ cái trước sao lưu (A07).</w:t>
+            </w:r>
+          </w:p>
+          <w:p>
+            <w:pPr>
+              <w:spacing w:after="0" w:line="252" w:lineRule="auto"/>
+              <w:rPr>
+                <w:rFonts w:ascii="Times New Roman" w:hAnsi="Times New Roman" w:cs="Times New Roman"/>
+              </w:rPr>
+              <w:ind w:left="140" w:hanging="140"/>
+            </w:pPr>
+            <w:r>
+              <w:rPr>
+                <w:rFonts w:ascii="Times New Roman" w:hAnsi="Times New Roman" w:cs="Times New Roman"/>
+              </w:rPr>
+              <w:t>- Demo backup FULL, DIFF, LOG; giải thích COPY_ONLY và VERIFYONLY (A08).</w:t>
+            </w:r>
+          </w:p>
+          <w:p>
+            <w:pPr>
+              <w:spacing w:after="0" w:line="252" w:lineRule="auto"/>
+              <w:rPr>
+                <w:rFonts w:ascii="Times New Roman" w:hAnsi="Times New Roman" w:cs="Times New Roman"/>
+              </w:rPr>
+              <w:ind w:left="140" w:hanging="140"/>
+            </w:pPr>
+            <w:r>
+              <w:rPr>
+                <w:rFonts w:ascii="Times New Roman" w:hAnsi="Times New Roman" w:cs="Times New Roman"/>
+              </w:rPr>
+              <w:t>- Phục hồi sang tên mới bằng MOVE, NORECOVERY/RECOVERY; đọc dữ liệu và CHECKDB (A08).</w:t>
             </w:r>
           </w:p>
         </w:tc>

--- a/SQL/thuc_hanh_nhom/BangPhanCong_SQL_Nhom08.docx
+++ b/SQL/thuc_hanh_nhom/BangPhanCong_SQL_Nhom08.docx
@@ -1252,7 +1252,7 @@
               <w:rPr>
                 <w:rFonts w:ascii="Times New Roman" w:hAnsi="Times New Roman" w:cs="Times New Roman"/>
               </w:rPr>
-              <w:t>- Trình bày bốn TVF: số dư ví, điểm đánh giá, thống kê đơn và hạn bảo hành (T03).</w:t>
+              <w:t>- Trình bày năm TVF: số dư ví, điểm đánh giá, thống kê đơn, hạn bảo hành và lọc thợ phù hợp (T03).</w:t>
             </w:r>
           </w:p>
           <w:p>

--- a/SQL/thuc_hanh_nhom/BangPhanCong_SQL_Nhom08.docx
+++ b/SQL/thuc_hanh_nhom/BangPhanCong_SQL_Nhom08.docx
@@ -813,13 +813,13 @@
               <w:rPr>
                 <w:rFonts w:ascii="Times New Roman" w:hAnsi="Times New Roman" w:cs="Times New Roman"/>
               </w:rPr>
+              <w:ind w:left="140" w:hanging="140"/>
             </w:pPr>
             <w:r>
               <w:rPr>
                 <w:rFonts w:ascii="Times New Roman" w:hAnsi="Times New Roman" w:cs="Times New Roman"/>
-                <w:b/>
-              </w:rPr>
-              <w:t>Module 00, 01, 08.</w:t>
+              </w:rPr>
+              <w:t>Khách hàng, dịch vụ và đánh giá; đủ 10 nhóm kiến thức.</w:t>
             </w:r>
           </w:p>
           <w:p>
@@ -834,7 +834,7 @@
               <w:rPr>
                 <w:rFonts w:ascii="Times New Roman" w:hAnsi="Times New Roman" w:cs="Times New Roman"/>
               </w:rPr>
-              <w:t>- Thiết kế 28 bảng; xác định PK, FK và quan hệ giữa các bảng (V01).</w:t>
+              <w:t>- Thiết kế và ràng buộc DichVu; giải thích PK/FK, CHECK, UNIQUE, DEFAULT và dữ liệu gốc; thử đầu vào sai (V01).</w:t>
             </w:r>
           </w:p>
           <w:p>
@@ -849,7 +849,7 @@
               <w:rPr>
                 <w:rFonts w:ascii="Times New Roman" w:hAnsi="Times New Roman" w:cs="Times New Roman"/>
               </w:rPr>
-              <w:t>- Giải thích kiểu dữ liệu, NOT NULL, DEFAULT, cột tính toán và chuẩn hóa (V01).</w:t>
+              <w:t>- Tra cứu theo DanhMucId; tạo/gỡ index trên dữ liệu mô phỏng, so sánh IO và Scan/Seek (V02).</w:t>
             </w:r>
           </w:p>
           <w:p>
@@ -864,7 +864,7 @@
               <w:rPr>
                 <w:rFonts w:ascii="Times New Roman" w:hAnsi="Times New Roman" w:cs="Times New Roman"/>
               </w:rPr>
-              <w:t>- Kiểm tra CHECK giá âm, FK sai và UNIQUE trùng số điện thoại (V04a–V04c).</w:t>
+              <w:t>- Đọc, giải thích vw_DichVuCongKhai; tự tạo view ngắn cho phân hệ và kiểm tra kết quả (V03).</w:t>
             </w:r>
           </w:p>
           <w:p>
@@ -879,7 +879,7 @@
               <w:rPr>
                 <w:rFonts w:ascii="Times New Roman" w:hAnsi="Times New Roman" w:cs="Times New Roman"/>
               </w:rPr>
-              <w:t>- Thêm, sửa, ngừng dùng danh mục qua SP; rollback dữ liệu thử (V03).</w:t>
+              <w:t>- Sử dụng fn_DiemDanhGia; tự viết hàm tính toán và phân biệt scalar/TVF (V04).</w:t>
             </w:r>
           </w:p>
           <w:p>
@@ -894,7 +894,7 @@
               <w:rPr>
                 <w:rFonts w:ascii="Times New Roman" w:hAnsi="Times New Roman" w:cs="Times New Roman"/>
               </w:rPr>
-              <w:t>- Phân biệt seed 7 vai trò với bộ dữ liệu minh họa có khách, thợ và đơn (V02).</w:t>
+              <w:t>- Gọi sp_LuuDanhMucDichVu; giải thích tham số, quyền và nghiệp vụ; tự viết SP tra cứu theo mã (V05).</w:t>
             </w:r>
           </w:p>
           <w:p>
@@ -909,7 +909,7 @@
               <w:rPr>
                 <w:rFonts w:ascii="Times New Roman" w:hAnsi="Times New Roman" w:cs="Times New Roman"/>
               </w:rPr>
-              <w:t>- Giải thích index thường, UNIQUE lọc và điều kiện phân công còn hiệu lực (V05).</w:t>
+              <w:t>- Giải thích tr_DanhGia_KiemTraDon; chạy lệnh vi phạm để chứng minh trigger chặn (V06).</w:t>
             </w:r>
           </w:p>
           <w:p>
@@ -924,7 +924,7 @@
               <w:rPr>
                 <w:rFonts w:ascii="Times New Roman" w:hAnsi="Times New Roman" w:cs="Times New Roman"/>
               </w:rPr>
-              <w:t>- Tạo/gỡ index trên bảng tạm; so sánh Scan/Seek và logical reads trước/sau (V06).</w:t>
+              <w:t>- Thực hành BEGIN/COMMIT/ROLLBACK, SAVEPOINT, TRY/CATCH trên DichVu; giải thích khóa và phiên bản (V07).</w:t>
             </w:r>
           </w:p>
           <w:p>
@@ -939,7 +939,37 @@
               <w:rPr>
                 <w:rFonts w:ascii="Times New Roman" w:hAnsi="Times New Roman" w:cs="Times New Roman"/>
               </w:rPr>
-              <w:t>- Trình bày lợi ích, chi phí ghi và lý do chọn cột khóa/INCLUDE của index (V06).</w:t>
+              <w:t>- GRANT/REVOKE/GRANT/DENY SELECT trên vw_DichVuCongKhai cho role KH; EXECUTE AS, REVERT và khôi phục quyền (V08).</w:t>
+            </w:r>
+          </w:p>
+          <w:p>
+            <w:pPr>
+              <w:spacing w:after="0" w:line="252" w:lineRule="auto"/>
+              <w:rPr>
+                <w:rFonts w:ascii="Times New Roman" w:hAnsi="Times New Roman" w:cs="Times New Roman"/>
+              </w:rPr>
+              <w:ind w:left="140" w:hanging="140"/>
+            </w:pPr>
+            <w:r>
+              <w:rPr>
+                <w:rFonts w:ascii="Times New Roman" w:hAnsi="Times New Roman" w:cs="Times New Roman"/>
+              </w:rPr>
+              <w:t>- Đối chiếu module nâng cấp; tự mô phỏng ALTER có điều kiện cho dữ liệu khách hàng, dịch vụ và đánh giá, chạy lại không trùng cột (V09).</w:t>
+            </w:r>
+          </w:p>
+          <w:p>
+            <w:pPr>
+              <w:spacing w:after="0" w:line="252" w:lineRule="auto"/>
+              <w:rPr>
+                <w:rFonts w:ascii="Times New Roman" w:hAnsi="Times New Roman" w:cs="Times New Roman"/>
+              </w:rPr>
+              <w:ind w:left="140" w:hanging="140"/>
+            </w:pPr>
+            <w:r>
+              <w:rPr>
+                <w:rFonts w:ascii="Times New Roman" w:hAnsi="Times New Roman" w:cs="Times New Roman"/>
+              </w:rPr>
+              <w:t>- Tự sao lưu COPY_ONLY theo MSSV, VERIFYONLY; thực hiện FULL/DIFF/LOG, RESTORE MOVE và kiểm tra dữ liệu trên bản riêng (V10; file 05).</w:t>
             </w:r>
           </w:p>
         </w:tc>
@@ -1171,13 +1201,13 @@
               <w:rPr>
                 <w:rFonts w:ascii="Times New Roman" w:hAnsi="Times New Roman" w:cs="Times New Roman"/>
               </w:rPr>
+              <w:ind w:left="140" w:hanging="140"/>
             </w:pPr>
             <w:r>
               <w:rPr>
                 <w:rFonts w:ascii="Times New Roman" w:hAnsi="Times New Roman" w:cs="Times New Roman"/>
-                <w:b/>
-              </w:rPr>
-              <w:t>Module 02, 03; báo cáo đọc trong 05.</w:t>
+              </w:rPr>
+              <w:t>Đặt đơn, báo giá và điều phối; đủ 10 nhóm kiến thức.</w:t>
             </w:r>
           </w:p>
           <w:p>
@@ -1192,7 +1222,7 @@
               <w:rPr>
                 <w:rFonts w:ascii="Times New Roman" w:hAnsi="Times New Roman" w:cs="Times New Roman"/>
               </w:rPr>
-              <w:t>- Giải thích view đơn hàng, dịch vụ và danh mục; dùng INNER JOIN/LEFT JOIN (T01).</w:t>
+              <w:t>- Thiết kế và ràng buộc BaoGiaSoBo; giải thích PK/FK, CHECK, UNIQUE, DEFAULT và dữ liệu gốc; thử đầu vào sai (T01).</w:t>
             </w:r>
           </w:p>
           <w:p>
@@ -1207,7 +1237,7 @@
               <w:rPr>
                 <w:rFonts w:ascii="Times New Roman" w:hAnsi="Times New Roman" w:cs="Times New Roman"/>
               </w:rPr>
-              <w:t>- Viết truy vấn GROUP BY, HAVING, COUNT, SUM để thống kê đúng số đơn (T02).</w:t>
+              <w:t>- Tra cứu theo KhachHangId; tạo/gỡ index trên dữ liệu mô phỏng, so sánh IO và Scan/Seek (T02).</w:t>
             </w:r>
           </w:p>
           <w:p>
@@ -1222,7 +1252,7 @@
               <w:rPr>
                 <w:rFonts w:ascii="Times New Roman" w:hAnsi="Times New Roman" w:cs="Times New Roman"/>
               </w:rPr>
-              <w:t>- Giải thích tổng thu, COD/BANK và hoa hồng đã đối soát trong view doanh thu (T02).</w:t>
+              <w:t>- Đọc, giải thích vw_DonHangTongHop; tự tạo view ngắn cho phân hệ và kiểm tra kết quả (T03).</w:t>
             </w:r>
           </w:p>
           <w:p>
@@ -1237,7 +1267,7 @@
               <w:rPr>
                 <w:rFonts w:ascii="Times New Roman" w:hAnsi="Times New Roman" w:cs="Times New Roman"/>
               </w:rPr>
-              <w:t>- Trình bày hai hàm scalar: hoa hồng và tổng tiền đơn hàng (T03).</w:t>
+              <w:t>- Sử dụng fn_KyThuatVienPhuHop; tự viết hàm tính toán và phân biệt scalar/TVF (T04).</w:t>
             </w:r>
           </w:p>
           <w:p>
@@ -1252,7 +1282,7 @@
               <w:rPr>
                 <w:rFonts w:ascii="Times New Roman" w:hAnsi="Times New Roman" w:cs="Times New Roman"/>
               </w:rPr>
-              <w:t>- Trình bày năm TVF: số dư ví, điểm đánh giá, thống kê đơn, hạn bảo hành và lọc thợ phù hợp (T03).</w:t>
+              <w:t>- Gọi sp_TaoBaoGiaSoBo; giải thích tham số, quyền và nghiệp vụ; tự viết SP tra cứu theo mã (T05).</w:t>
             </w:r>
           </w:p>
           <w:p>
@@ -1267,7 +1297,7 @@
               <w:rPr>
                 <w:rFonts w:ascii="Times New Roman" w:hAnsi="Times New Roman" w:cs="Times New Roman"/>
               </w:rPr>
-              <w:t>- Đối chiếu đơn giá vật tư, thành tiền, tổng nghiệm thu và chênh lệch ví (T04).</w:t>
+              <w:t>- Giải thích tr_DonHang_KiemTraTrangThai; chạy lệnh vi phạm để chứng minh trigger chặn (T06).</w:t>
             </w:r>
           </w:p>
           <w:p>
@@ -1282,7 +1312,7 @@
               <w:rPr>
                 <w:rFonts w:ascii="Times New Roman" w:hAnsi="Times New Roman" w:cs="Times New Roman"/>
               </w:rPr>
-              <w:t>- Gọi SP báo cáo; đọc nhiều tập kết quả và view hiệu suất KTV (T05).</w:t>
+              <w:t>- Thực hành BEGIN/COMMIT/ROLLBACK, SAVEPOINT, TRY/CATCH trên BaoGiaSoBo; giải thích khóa và phiên bản (T07).</w:t>
             </w:r>
           </w:p>
           <w:p>
@@ -1297,7 +1327,37 @@
               <w:rPr>
                 <w:rFonts w:ascii="Times New Roman" w:hAnsi="Times New Roman" w:cs="Times New Roman"/>
               </w:rPr>
-              <w:t>- Tự viết view/hàm ngắn, gọi thử và rollback đối tượng thực hành (T06).</w:t>
+              <w:t>- GRANT/REVOKE/GRANT/DENY SELECT trên vw_DonHangTongHop cho role DPV; EXECUTE AS, REVERT và khôi phục quyền (T08).</w:t>
+            </w:r>
+          </w:p>
+          <w:p>
+            <w:pPr>
+              <w:spacing w:after="0" w:line="252" w:lineRule="auto"/>
+              <w:rPr>
+                <w:rFonts w:ascii="Times New Roman" w:hAnsi="Times New Roman" w:cs="Times New Roman"/>
+              </w:rPr>
+              <w:ind w:left="140" w:hanging="140"/>
+            </w:pPr>
+            <w:r>
+              <w:rPr>
+                <w:rFonts w:ascii="Times New Roman" w:hAnsi="Times New Roman" w:cs="Times New Roman"/>
+              </w:rPr>
+              <w:t>- Đối chiếu module nâng cấp; tự mô phỏng ALTER có điều kiện cho dữ liệu đặt đơn, báo giá và điều phối, chạy lại không trùng cột (T09).</w:t>
+            </w:r>
+          </w:p>
+          <w:p>
+            <w:pPr>
+              <w:spacing w:after="0" w:line="252" w:lineRule="auto"/>
+              <w:rPr>
+                <w:rFonts w:ascii="Times New Roman" w:hAnsi="Times New Roman" w:cs="Times New Roman"/>
+              </w:rPr>
+              <w:ind w:left="140" w:hanging="140"/>
+            </w:pPr>
+            <w:r>
+              <w:rPr>
+                <w:rFonts w:ascii="Times New Roman" w:hAnsi="Times New Roman" w:cs="Times New Roman"/>
+              </w:rPr>
+              <w:t>- Tự sao lưu COPY_ONLY theo MSSV, VERIFYONLY; thực hiện FULL/DIFF/LOG, RESTORE MOVE và kiểm tra dữ liệu trên bản riêng (T10; file 05).</w:t>
             </w:r>
           </w:p>
         </w:tc>
@@ -1529,13 +1589,13 @@
               <w:rPr>
                 <w:rFonts w:ascii="Times New Roman" w:hAnsi="Times New Roman" w:cs="Times New Roman"/>
               </w:rPr>
+              <w:ind w:left="140" w:hanging="140"/>
             </w:pPr>
             <w:r>
               <w:rPr>
                 <w:rFonts w:ascii="Times New Roman" w:hAnsi="Times New Roman" w:cs="Times New Roman"/>
-                <w:b/>
-              </w:rPr>
-              <w:t>Module 04, 05; trigger trạng thái trong 06.</w:t>
+              </w:rPr>
+              <w:t>Vật tư, nghiệm thu và bảo hành; đủ 10 nhóm kiến thức.</w:t>
             </w:r>
           </w:p>
           <w:p>
@@ -1550,7 +1610,7 @@
               <w:rPr>
                 <w:rFonts w:ascii="Times New Roman" w:hAnsi="Times New Roman" w:cs="Times New Roman"/>
               </w:rPr>
-              <w:t>- Rà soát SP tài khoản, danh mục, cấu hình; giải thích tham số và kiểm tra vai trò (D01).</w:t>
+              <w:t>- Thiết kế và ràng buộc ChiTietVatTu; giải thích PK/FK, CHECK, UNIQUE, DEFAULT và dữ liệu gốc; thử đầu vào sai (D01).</w:t>
             </w:r>
           </w:p>
           <w:p>
@@ -1565,7 +1625,7 @@
               <w:rPr>
                 <w:rFonts w:ascii="Times New Roman" w:hAnsi="Times New Roman" w:cs="Times New Roman"/>
               </w:rPr>
-              <w:t>- Demo tạo đơn, báo giá sơ bộ và khách duyệt; đối chiếu lịch sử đơn (D02).</w:t>
+              <w:t>- Tra cứu theo BangKeVatTuId; tạo/gỡ index trên dữ liệu mô phỏng, so sánh IO và Scan/Seek (D02).</w:t>
             </w:r>
           </w:p>
           <w:p>
@@ -1580,7 +1640,7 @@
               <w:rPr>
                 <w:rFonts w:ascii="Times New Roman" w:hAnsi="Times New Roman" w:cs="Times New Roman"/>
               </w:rPr>
-              <w:t>- Đọc SP phân công, phản hồi KTV và chuyển trạng thái; giải thích thứ tự nghiệp vụ.</w:t>
+              <w:t>- Đọc, giải thích vw_PhieuNghiemThu; tự tạo view ngắn cho phân hệ và kiểm tra kết quả (D03).</w:t>
             </w:r>
           </w:p>
           <w:p>
@@ -1595,7 +1655,7 @@
               <w:rPr>
                 <w:rFonts w:ascii="Times New Roman" w:hAnsi="Times New Roman" w:cs="Times New Roman"/>
               </w:rPr>
-              <w:t>- Demo BEGIN/COMMIT/ROLLBACK, SAVEPOINT và XACT_STATE (D02–D03).</w:t>
+              <w:t>- Sử dụng fn_HanBaoHanh; tự viết hàm tính toán và phân biệt scalar/TVF (D04).</w:t>
             </w:r>
           </w:p>
           <w:p>
@@ -1610,7 +1670,7 @@
               <w:rPr>
                 <w:rFonts w:ascii="Times New Roman" w:hAnsi="Times New Roman" w:cs="Times New Roman"/>
               </w:rPr>
-              <w:t>- Giải thích TRY/CATCH/THROW; xử lý sai đầu vào và rollback khi lỗi (D01–D04).</w:t>
+              <w:t>- Gọi sp_LuuBangKeVatTu; giải thích tham số, quyền và nghiệp vụ; tự viết SP tra cứu theo mã (D05).</w:t>
             </w:r>
           </w:p>
           <w:p>
@@ -1625,7 +1685,7 @@
               <w:rPr>
                 <w:rFonts w:ascii="Times New Roman" w:hAnsi="Times New Roman" w:cs="Times New Roman"/>
               </w:rPr>
-              <w:t>- Thử ROWVERSION cũ; giải thích UPDLOCK/HOLDLOCK và cập nhật đồng thời (D04).</w:t>
+              <w:t>- Giải thích tr_ChiTietVatTu_KhoaNghiemThu; chạy lệnh vi phạm để chứng minh trigger chặn (D06).</w:t>
             </w:r>
           </w:p>
           <w:p>
@@ -1640,7 +1700,7 @@
               <w:rPr>
                 <w:rFonts w:ascii="Times New Roman" w:hAnsi="Times New Roman" w:cs="Times New Roman"/>
               </w:rPr>
-              <w:t>- Demo trigger chặn nhảy trạng thái khi UPDATE nhiều dòng (D05).</w:t>
+              <w:t>- Thực hành BEGIN/COMMIT/ROLLBACK, SAVEPOINT, TRY/CATCH trên ChiTietVatTu; giải thích khóa và phiên bản (D07).</w:t>
             </w:r>
           </w:p>
           <w:p>
@@ -1655,7 +1715,7 @@
               <w:rPr>
                 <w:rFonts w:ascii="Times New Roman" w:hAnsi="Times New Roman" w:cs="Times New Roman"/>
               </w:rPr>
-              <w:t>- Kê khai vật tư có đơn giá, lập nghiệm thu và kiểm tra tổng tiền tại SQL (D06).</w:t>
+              <w:t>- GRANT/REVOKE/GRANT/DENY SELECT trên vw_PhieuNghiemThu cho role KTV; EXECUTE AS, REVERT và khôi phục quyền (D08).</w:t>
             </w:r>
           </w:p>
           <w:p>
@@ -1670,7 +1730,7 @@
               <w:rPr>
                 <w:rFonts w:ascii="Times New Roman" w:hAnsi="Times New Roman" w:cs="Times New Roman"/>
               </w:rPr>
-              <w:t>- Demo khách gửi hỗ trợ, CSKH tiếp nhận, phản hồi và giải quyết (D07).</w:t>
+              <w:t>- Đối chiếu module nâng cấp; tự mô phỏng ALTER có điều kiện cho dữ liệu vật tư, nghiệm thu và bảo hành, chạy lại không trùng cột (D09).</w:t>
             </w:r>
           </w:p>
           <w:p>
@@ -1685,7 +1745,7 @@
               <w:rPr>
                 <w:rFonts w:ascii="Times New Roman" w:hAnsi="Times New Roman" w:cs="Times New Roman"/>
               </w:rPr>
-              <w:t>- Demo hủy sau di chuyển có phí 60.000đ; phân biệt hủy miễn phí và yêu cầu CSKH (D08).</w:t>
+              <w:t>- Tự sao lưu COPY_ONLY theo MSSV, VERIFYONLY; thực hiện FULL/DIFF/LOG, RESTORE MOVE và kiểm tra dữ liệu trên bản riêng (D10; file 05).</w:t>
             </w:r>
           </w:p>
         </w:tc>
@@ -1917,13 +1977,13 @@
               <w:rPr>
                 <w:rFonts w:ascii="Times New Roman" w:hAnsi="Times New Roman" w:cs="Times New Roman"/>
               </w:rPr>
+              <w:ind w:left="140" w:hanging="140"/>
             </w:pPr>
             <w:r>
               <w:rPr>
                 <w:rFonts w:ascii="Times New Roman" w:hAnsi="Times New Roman" w:cs="Times New Roman"/>
-                <w:b/>
-              </w:rPr>
-              <w:t>Module 06, 07, 09, 10; đối soát trong 05.</w:t>
+              </w:rPr>
+              <w:t>Thanh toán, đối soát và ví kỹ thuật viên; đủ 10 nhóm kiến thức.</w:t>
             </w:r>
           </w:p>
           <w:p>
@@ -1938,7 +1998,7 @@
               <w:rPr>
                 <w:rFonts w:ascii="Times New Roman" w:hAnsi="Times New Roman" w:cs="Times New Roman"/>
               </w:rPr>
-              <w:t>- Giải thích 7 trigger; phân biệt AFTER và INSTEAD OF, inserted/deleted (A01).</w:t>
+              <w:t>- Thiết kế và ràng buộc KyThuatVien; giải thích PK/FK, CHECK, UNIQUE, DEFAULT và dữ liệu gốc; thử đầu vào sai (A01).</w:t>
             </w:r>
           </w:p>
           <w:p>
@@ -1953,7 +2013,7 @@
               <w:rPr>
                 <w:rFonts w:ascii="Times New Roman" w:hAnsi="Times New Roman" w:cs="Times New Roman"/>
               </w:rPr>
-              <w:t>- Demo sổ cái bất biến; giải thích bảo vệ vật tư, chữ ký và đánh giá (A02, module 06).</w:t>
+              <w:t>- Tra cứu theo KyThuatVienId; tạo/gỡ index trên dữ liệu mô phỏng, so sánh IO và Scan/Seek (A02).</w:t>
             </w:r>
           </w:p>
           <w:p>
@@ -1968,7 +2028,7 @@
               <w:rPr>
                 <w:rFonts w:ascii="Times New Roman" w:hAnsi="Times New Roman" w:cs="Times New Roman"/>
               </w:rPr>
-              <w:t>- Trình bày 7 role nghiệp vụ, user hf_* và ngữ cảnh đăng nhập nội bộ (module 07).</w:t>
+              <w:t>- Đọc, giải thích vw_ViKyThuatVien; tự tạo view ngắn cho phân hệ và kiểm tra kết quả (A03).</w:t>
             </w:r>
           </w:p>
           <w:p>
@@ -1983,7 +2043,7 @@
               <w:rPr>
                 <w:rFonts w:ascii="Times New Roman" w:hAnsi="Times New Roman" w:cs="Times New Roman"/>
               </w:rPr>
-              <w:t>- Demo GRANT, REVOKE, DENY quyền SELECT; chạy truy vấn trước/sau để so sánh (A03).</w:t>
+              <w:t>- Sử dụng fn_SoDuVi; tự viết hàm tính toán và phân biệt scalar/TVF (A04).</w:t>
             </w:r>
           </w:p>
           <w:p>
@@ -1998,7 +2058,7 @@
               <w:rPr>
                 <w:rFonts w:ascii="Times New Roman" w:hAnsi="Times New Roman" w:cs="Times New Roman"/>
               </w:rPr>
-              <w:t>- Thu hồi quyền EXECUTE của SP; dùng EXECUTE AS/REVERT và khôi phục quyền (A04).</w:t>
+              <w:t>- Gọi sp_LuuTaiKhoanNganHang; giải thích tham số, quyền và nghiệp vụ; tự viết SP tra cứu theo mã (A05).</w:t>
             </w:r>
           </w:p>
           <w:p>
@@ -2013,7 +2073,7 @@
               <w:rPr>
                 <w:rFonts w:ascii="Times New Roman" w:hAnsi="Times New Roman" w:cs="Times New Roman"/>
               </w:rPr>
-              <w:t>- Giải thích đối soát COD/BANK, hoa hồng, biến động ví và chặn duyệt lặp (A05).</w:t>
+              <w:t>- Giải thích tr_GiaoDichVi_BatBien; chạy lệnh vi phạm để chứng minh trigger chặn (A06).</w:t>
             </w:r>
           </w:p>
           <w:p>
@@ -2028,7 +2088,7 @@
               <w:rPr>
                 <w:rFonts w:ascii="Times New Roman" w:hAnsi="Times New Roman" w:cs="Times New Roman"/>
               </w:rPr>
-              <w:t>- Kiểm tra migration giữ dữ liệu, tên bảng/cột mới và UNIQUE lọc nghiệm thu (A06).</w:t>
+              <w:t>- Thực hành BEGIN/COMMIT/ROLLBACK, SAVEPOINT, TRY/CATCH trên KyThuatVien; giải thích khóa và phiên bản (A07).</w:t>
             </w:r>
           </w:p>
           <w:p>
@@ -2043,7 +2103,7 @@
               <w:rPr>
                 <w:rFonts w:ascii="Times New Roman" w:hAnsi="Times New Roman" w:cs="Times New Roman"/>
               </w:rPr>
-              <w:t>- Kiểm tra FK/CHECK, recovery model và ví khớp sổ cái trước sao lưu (A07).</w:t>
+              <w:t>- GRANT/REVOKE/GRANT/DENY SELECT trên vw_ViKyThuatVien cho role KT; EXECUTE AS, REVERT và khôi phục quyền (A08).</w:t>
             </w:r>
           </w:p>
           <w:p>
@@ -2058,7 +2118,7 @@
               <w:rPr>
                 <w:rFonts w:ascii="Times New Roman" w:hAnsi="Times New Roman" w:cs="Times New Roman"/>
               </w:rPr>
-              <w:t>- Demo backup FULL, DIFF, LOG; giải thích COPY_ONLY và VERIFYONLY (A08).</w:t>
+              <w:t>- Đối chiếu module nâng cấp; tự mô phỏng ALTER có điều kiện cho dữ liệu thanh toán, đối soát và ví kỹ thuật viên, chạy lại không trùng cột (A09).</w:t>
             </w:r>
           </w:p>
           <w:p>
@@ -2073,7 +2133,7 @@
               <w:rPr>
                 <w:rFonts w:ascii="Times New Roman" w:hAnsi="Times New Roman" w:cs="Times New Roman"/>
               </w:rPr>
-              <w:t>- Phục hồi sang tên mới bằng MOVE, NORECOVERY/RECOVERY; đọc dữ liệu và CHECKDB (A08).</w:t>
+              <w:t>- Tự sao lưu COPY_ONLY theo MSSV, VERIFYONLY; thực hiện FULL/DIFF/LOG, RESTORE MOVE và kiểm tra dữ liệu trên bản riêng (A10; file 05).</w:t>
             </w:r>
           </w:p>
         </w:tc>
